--- a/short_paper/LexiFlow_IJIC_ShortPaper.docx
+++ b/short_paper/LexiFlow_IJIC_ShortPaper.docx
@@ -233,6 +233,586 @@
     </w:p>
     <w:p>
       <w:pPr>
+        <w:spacing w:before="120"/>
+        <w:jc w:val="center"/>
+      </w:pPr>
+      <w:r>
+        <w:rPr>
+          <w:sz w:val="16"/>
+        </w:rPr>
+        <w:t>Table I. Comparison with Existing Mandarin Video-Learning Platforms</w:t>
+      </w:r>
+    </w:p>
+    <w:tbl>
+      <w:tblPr>
+        <w:tblStyle w:val="TableGrid"/>
+        <w:tblW w:type="dxa" w:w="4795"/>
+        <w:tblLayout w:type="fixed"/>
+        <w:tblLook w:firstColumn="1" w:firstRow="1" w:lastColumn="0" w:lastRow="0" w:noHBand="0" w:noVBand="1" w:val="04A0"/>
+      </w:tblPr>
+      <w:tblGrid>
+        <w:gridCol w:w="1037"/>
+        <w:gridCol w:w="936"/>
+        <w:gridCol w:w="893"/>
+        <w:gridCol w:w="893"/>
+        <w:gridCol w:w="1037"/>
+      </w:tblGrid>
+      <w:tr>
+        <w:tc>
+          <w:tcPr>
+            <w:tcW w:type="dxa" w:w="1037"/>
+          </w:tcPr>
+          <w:p>
+            <w:pPr>
+              <w:spacing w:after="20" w:before="20"/>
+            </w:pPr>
+            <w:r/>
+            <w:r>
+              <w:rPr>
+                <w:b/>
+                <w:sz w:val="15"/>
+              </w:rPr>
+              <w:t>Feature</w:t>
+            </w:r>
+          </w:p>
+        </w:tc>
+        <w:tc>
+          <w:tcPr>
+            <w:tcW w:type="dxa" w:w="936"/>
+          </w:tcPr>
+          <w:p>
+            <w:pPr>
+              <w:spacing w:after="20" w:before="20"/>
+            </w:pPr>
+            <w:r/>
+            <w:r>
+              <w:rPr>
+                <w:b/>
+                <w:sz w:val="15"/>
+              </w:rPr>
+              <w:t>Lang.Reactor</w:t>
+            </w:r>
+          </w:p>
+        </w:tc>
+        <w:tc>
+          <w:tcPr>
+            <w:tcW w:type="dxa" w:w="893"/>
+          </w:tcPr>
+          <w:p>
+            <w:pPr>
+              <w:spacing w:after="20" w:before="20"/>
+            </w:pPr>
+            <w:r/>
+            <w:r>
+              <w:rPr>
+                <w:b/>
+                <w:sz w:val="15"/>
+              </w:rPr>
+              <w:t>FluentU</w:t>
+            </w:r>
+          </w:p>
+        </w:tc>
+        <w:tc>
+          <w:tcPr>
+            <w:tcW w:type="dxa" w:w="893"/>
+          </w:tcPr>
+          <w:p>
+            <w:pPr>
+              <w:spacing w:after="20" w:before="20"/>
+            </w:pPr>
+            <w:r/>
+            <w:r>
+              <w:rPr>
+                <w:b/>
+                <w:sz w:val="15"/>
+              </w:rPr>
+              <w:t>Yabla</w:t>
+            </w:r>
+          </w:p>
+        </w:tc>
+        <w:tc>
+          <w:tcPr>
+            <w:tcW w:type="dxa" w:w="1037"/>
+          </w:tcPr>
+          <w:p>
+            <w:pPr>
+              <w:spacing w:after="20" w:before="20"/>
+            </w:pPr>
+            <w:r/>
+            <w:r>
+              <w:rPr>
+                <w:b/>
+                <w:sz w:val="15"/>
+              </w:rPr>
+              <w:t>LexiFlow</w:t>
+            </w:r>
+          </w:p>
+        </w:tc>
+      </w:tr>
+      <w:tr>
+        <w:tc>
+          <w:tcPr>
+            <w:tcW w:type="dxa" w:w="1037"/>
+          </w:tcPr>
+          <w:p>
+            <w:pPr>
+              <w:spacing w:after="20" w:before="20"/>
+            </w:pPr>
+            <w:r/>
+            <w:r>
+              <w:rPr>
+                <w:b w:val="0"/>
+                <w:sz w:val="15"/>
+              </w:rPr>
+              <w:t>Content source</w:t>
+            </w:r>
+          </w:p>
+        </w:tc>
+        <w:tc>
+          <w:tcPr>
+            <w:tcW w:type="dxa" w:w="936"/>
+          </w:tcPr>
+          <w:p>
+            <w:pPr>
+              <w:spacing w:after="20" w:before="20"/>
+            </w:pPr>
+            <w:r/>
+            <w:r>
+              <w:rPr>
+                <w:b w:val="0"/>
+                <w:sz w:val="15"/>
+              </w:rPr>
+              <w:t>YT/Netflix subs</w:t>
+            </w:r>
+          </w:p>
+        </w:tc>
+        <w:tc>
+          <w:tcPr>
+            <w:tcW w:type="dxa" w:w="893"/>
+          </w:tcPr>
+          <w:p>
+            <w:pPr>
+              <w:spacing w:after="20" w:before="20"/>
+            </w:pPr>
+            <w:r/>
+            <w:r>
+              <w:rPr>
+                <w:b w:val="0"/>
+                <w:sz w:val="15"/>
+              </w:rPr>
+              <w:t>Closed library</w:t>
+            </w:r>
+          </w:p>
+        </w:tc>
+        <w:tc>
+          <w:tcPr>
+            <w:tcW w:type="dxa" w:w="893"/>
+          </w:tcPr>
+          <w:p>
+            <w:pPr>
+              <w:spacing w:after="20" w:before="20"/>
+            </w:pPr>
+            <w:r/>
+            <w:r>
+              <w:rPr>
+                <w:b w:val="0"/>
+                <w:sz w:val="15"/>
+              </w:rPr>
+              <w:t>Curated videos</w:t>
+            </w:r>
+          </w:p>
+        </w:tc>
+        <w:tc>
+          <w:tcPr>
+            <w:tcW w:type="dxa" w:w="1037"/>
+          </w:tcPr>
+          <w:p>
+            <w:pPr>
+              <w:spacing w:after="20" w:before="20"/>
+            </w:pPr>
+            <w:r/>
+            <w:r>
+              <w:rPr>
+                <w:b w:val="0"/>
+                <w:sz w:val="15"/>
+              </w:rPr>
+              <w:t>Any Mandarin audio</w:t>
+            </w:r>
+          </w:p>
+        </w:tc>
+      </w:tr>
+      <w:tr>
+        <w:tc>
+          <w:tcPr>
+            <w:tcW w:type="dxa" w:w="1037"/>
+          </w:tcPr>
+          <w:p>
+            <w:pPr>
+              <w:spacing w:after="20" w:before="20"/>
+            </w:pPr>
+            <w:r/>
+            <w:r>
+              <w:rPr>
+                <w:b w:val="0"/>
+                <w:sz w:val="15"/>
+              </w:rPr>
+              <w:t>Pinyin support</w:t>
+            </w:r>
+          </w:p>
+        </w:tc>
+        <w:tc>
+          <w:tcPr>
+            <w:tcW w:type="dxa" w:w="936"/>
+          </w:tcPr>
+          <w:p>
+            <w:pPr>
+              <w:spacing w:after="20" w:before="20"/>
+            </w:pPr>
+            <w:r/>
+            <w:r>
+              <w:rPr>
+                <w:b w:val="0"/>
+                <w:sz w:val="15"/>
+              </w:rPr>
+              <w:t>Word-level</w:t>
+            </w:r>
+          </w:p>
+        </w:tc>
+        <w:tc>
+          <w:tcPr>
+            <w:tcW w:type="dxa" w:w="893"/>
+          </w:tcPr>
+          <w:p>
+            <w:pPr>
+              <w:spacing w:after="20" w:before="20"/>
+            </w:pPr>
+            <w:r/>
+            <w:r>
+              <w:rPr>
+                <w:b w:val="0"/>
+                <w:sz w:val="15"/>
+              </w:rPr>
+              <w:t>Full</w:t>
+            </w:r>
+          </w:p>
+        </w:tc>
+        <w:tc>
+          <w:tcPr>
+            <w:tcW w:type="dxa" w:w="893"/>
+          </w:tcPr>
+          <w:p>
+            <w:pPr>
+              <w:spacing w:after="20" w:before="20"/>
+            </w:pPr>
+            <w:r/>
+            <w:r>
+              <w:rPr>
+                <w:b w:val="0"/>
+                <w:sz w:val="15"/>
+              </w:rPr>
+              <w:t>Full</w:t>
+            </w:r>
+          </w:p>
+        </w:tc>
+        <w:tc>
+          <w:tcPr>
+            <w:tcW w:type="dxa" w:w="1037"/>
+          </w:tcPr>
+          <w:p>
+            <w:pPr>
+              <w:spacing w:after="20" w:before="20"/>
+            </w:pPr>
+            <w:r/>
+            <w:r>
+              <w:rPr>
+                <w:b w:val="0"/>
+                <w:sz w:val="15"/>
+              </w:rPr>
+              <w:t>Full</w:t>
+            </w:r>
+          </w:p>
+        </w:tc>
+      </w:tr>
+      <w:tr>
+        <w:tc>
+          <w:tcPr>
+            <w:tcW w:type="dxa" w:w="1037"/>
+          </w:tcPr>
+          <w:p>
+            <w:pPr>
+              <w:spacing w:after="20" w:before="20"/>
+            </w:pPr>
+            <w:r/>
+            <w:r>
+              <w:rPr>
+                <w:b w:val="0"/>
+                <w:sz w:val="15"/>
+              </w:rPr>
+              <w:t>Processing</w:t>
+            </w:r>
+          </w:p>
+        </w:tc>
+        <w:tc>
+          <w:tcPr>
+            <w:tcW w:type="dxa" w:w="936"/>
+          </w:tcPr>
+          <w:p>
+            <w:pPr>
+              <w:spacing w:after="20" w:before="20"/>
+            </w:pPr>
+            <w:r/>
+            <w:r>
+              <w:rPr>
+                <w:b w:val="0"/>
+                <w:sz w:val="15"/>
+              </w:rPr>
+              <w:t>Existing subs</w:t>
+            </w:r>
+          </w:p>
+        </w:tc>
+        <w:tc>
+          <w:tcPr>
+            <w:tcW w:type="dxa" w:w="893"/>
+          </w:tcPr>
+          <w:p>
+            <w:pPr>
+              <w:spacing w:after="20" w:before="20"/>
+            </w:pPr>
+            <w:r/>
+            <w:r>
+              <w:rPr>
+                <w:b w:val="0"/>
+                <w:sz w:val="15"/>
+              </w:rPr>
+              <w:t>Manual</w:t>
+            </w:r>
+          </w:p>
+        </w:tc>
+        <w:tc>
+          <w:tcPr>
+            <w:tcW w:type="dxa" w:w="893"/>
+          </w:tcPr>
+          <w:p>
+            <w:pPr>
+              <w:spacing w:after="20" w:before="20"/>
+            </w:pPr>
+            <w:r/>
+            <w:r>
+              <w:rPr>
+                <w:b w:val="0"/>
+                <w:sz w:val="15"/>
+              </w:rPr>
+              <w:t>Manual</w:t>
+            </w:r>
+          </w:p>
+        </w:tc>
+        <w:tc>
+          <w:tcPr>
+            <w:tcW w:type="dxa" w:w="1037"/>
+          </w:tcPr>
+          <w:p>
+            <w:pPr>
+              <w:spacing w:after="20" w:before="20"/>
+            </w:pPr>
+            <w:r/>
+            <w:r>
+              <w:rPr>
+                <w:b w:val="0"/>
+                <w:sz w:val="15"/>
+              </w:rPr>
+              <w:t>Auto segmentation</w:t>
+            </w:r>
+          </w:p>
+        </w:tc>
+      </w:tr>
+      <w:tr>
+        <w:tc>
+          <w:tcPr>
+            <w:tcW w:type="dxa" w:w="1037"/>
+          </w:tcPr>
+          <w:p>
+            <w:pPr>
+              <w:spacing w:after="20" w:before="20"/>
+            </w:pPr>
+            <w:r/>
+            <w:r>
+              <w:rPr>
+                <w:b w:val="0"/>
+                <w:sz w:val="15"/>
+              </w:rPr>
+              <w:t>Growth</w:t>
+            </w:r>
+          </w:p>
+        </w:tc>
+        <w:tc>
+          <w:tcPr>
+            <w:tcW w:type="dxa" w:w="936"/>
+          </w:tcPr>
+          <w:p>
+            <w:pPr>
+              <w:spacing w:after="20" w:before="20"/>
+            </w:pPr>
+            <w:r/>
+            <w:r>
+              <w:rPr>
+                <w:b w:val="0"/>
+                <w:sz w:val="15"/>
+              </w:rPr>
+              <w:t>Subtitle-limited</w:t>
+            </w:r>
+          </w:p>
+        </w:tc>
+        <w:tc>
+          <w:tcPr>
+            <w:tcW w:type="dxa" w:w="893"/>
+          </w:tcPr>
+          <w:p>
+            <w:pPr>
+              <w:spacing w:after="20" w:before="20"/>
+            </w:pPr>
+            <w:r/>
+            <w:r>
+              <w:rPr>
+                <w:b w:val="0"/>
+                <w:sz w:val="15"/>
+              </w:rPr>
+              <w:t>Slow, manual</w:t>
+            </w:r>
+          </w:p>
+        </w:tc>
+        <w:tc>
+          <w:tcPr>
+            <w:tcW w:type="dxa" w:w="893"/>
+          </w:tcPr>
+          <w:p>
+            <w:pPr>
+              <w:spacing w:after="20" w:before="20"/>
+            </w:pPr>
+            <w:r/>
+            <w:r>
+              <w:rPr>
+                <w:b w:val="0"/>
+                <w:sz w:val="15"/>
+              </w:rPr>
+              <w:t>Slow, manual</w:t>
+            </w:r>
+          </w:p>
+        </w:tc>
+        <w:tc>
+          <w:tcPr>
+            <w:tcW w:type="dxa" w:w="1037"/>
+          </w:tcPr>
+          <w:p>
+            <w:pPr>
+              <w:spacing w:after="20" w:before="20"/>
+            </w:pPr>
+            <w:r/>
+            <w:r>
+              <w:rPr>
+                <w:b w:val="0"/>
+                <w:sz w:val="15"/>
+              </w:rPr>
+              <w:t>User-driven</w:t>
+            </w:r>
+          </w:p>
+        </w:tc>
+      </w:tr>
+      <w:tr>
+        <w:tc>
+          <w:tcPr>
+            <w:tcW w:type="dxa" w:w="1037"/>
+          </w:tcPr>
+          <w:p>
+            <w:pPr>
+              <w:spacing w:after="20" w:before="20"/>
+            </w:pPr>
+            <w:r/>
+            <w:r>
+              <w:rPr>
+                <w:b w:val="0"/>
+                <w:sz w:val="15"/>
+              </w:rPr>
+              <w:t>Cost model</w:t>
+            </w:r>
+          </w:p>
+        </w:tc>
+        <w:tc>
+          <w:tcPr>
+            <w:tcW w:type="dxa" w:w="936"/>
+          </w:tcPr>
+          <w:p>
+            <w:pPr>
+              <w:spacing w:after="20" w:before="20"/>
+            </w:pPr>
+            <w:r/>
+            <w:r>
+              <w:rPr>
+                <w:b w:val="0"/>
+                <w:sz w:val="15"/>
+              </w:rPr>
+              <w:t>Freemium</w:t>
+            </w:r>
+          </w:p>
+        </w:tc>
+        <w:tc>
+          <w:tcPr>
+            <w:tcW w:type="dxa" w:w="893"/>
+          </w:tcPr>
+          <w:p>
+            <w:pPr>
+              <w:spacing w:after="20" w:before="20"/>
+            </w:pPr>
+            <w:r/>
+            <w:r>
+              <w:rPr>
+                <w:b w:val="0"/>
+                <w:sz w:val="15"/>
+              </w:rPr>
+              <w:t>Subscription</w:t>
+            </w:r>
+          </w:p>
+        </w:tc>
+        <w:tc>
+          <w:tcPr>
+            <w:tcW w:type="dxa" w:w="893"/>
+          </w:tcPr>
+          <w:p>
+            <w:pPr>
+              <w:spacing w:after="20" w:before="20"/>
+            </w:pPr>
+            <w:r/>
+            <w:r>
+              <w:rPr>
+                <w:b w:val="0"/>
+                <w:sz w:val="15"/>
+              </w:rPr>
+              <w:t>Subscription</w:t>
+            </w:r>
+          </w:p>
+        </w:tc>
+        <w:tc>
+          <w:tcPr>
+            <w:tcW w:type="dxa" w:w="1037"/>
+          </w:tcPr>
+          <w:p>
+            <w:pPr>
+              <w:spacing w:after="20" w:before="20"/>
+            </w:pPr>
+            <w:r/>
+            <w:r>
+              <w:rPr>
+                <w:b w:val="0"/>
+                <w:sz w:val="15"/>
+              </w:rPr>
+              <w:t>Freemium</w:t>
+            </w:r>
+          </w:p>
+          <w:p/>
+        </w:tc>
+      </w:tr>
+    </w:tbl>
+    <w:p>
+      <w:pPr>
         <w:spacing w:after="120" w:before="200"/>
         <w:jc w:val="center"/>
       </w:pPr>
@@ -264,6 +844,57 @@
     </w:p>
     <w:p>
       <w:pPr>
+        <w:spacing w:before="120"/>
+        <w:jc w:val="center"/>
+      </w:pPr>
+      <w:r>
+        <w:drawing>
+          <wp:inline xmlns:a="http://schemas.openxmlformats.org/drawingml/2006/main" xmlns:pic="http://schemas.openxmlformats.org/drawingml/2006/picture">
+            <wp:extent cx="3017520" cy="1187359"/>
+            <wp:docPr id="1" name="Picture 1"/>
+            <wp:cNvGraphicFramePr>
+              <a:graphicFrameLocks noChangeAspect="1"/>
+            </wp:cNvGraphicFramePr>
+            <a:graphic>
+              <a:graphicData uri="http://schemas.openxmlformats.org/drawingml/2006/picture">
+                <pic:pic>
+                  <pic:nvPicPr>
+                    <pic:cNvPr id="0" name="arch.png"/>
+                    <pic:cNvPicPr/>
+                  </pic:nvPicPr>
+                  <pic:blipFill>
+                    <a:blip r:embed="rId9"/>
+                    <a:stretch>
+                      <a:fillRect/>
+                    </a:stretch>
+                  </pic:blipFill>
+                  <pic:spPr>
+                    <a:xfrm>
+                      <a:off x="0" y="0"/>
+                      <a:ext cx="3017520" cy="1187359"/>
+                    </a:xfrm>
+                    <a:prstGeom prst="rect"/>
+                  </pic:spPr>
+                </pic:pic>
+              </a:graphicData>
+            </a:graphic>
+          </wp:inline>
+        </w:drawing>
+      </w:r>
+    </w:p>
+    <w:p>
+      <w:pPr>
+        <w:jc w:val="center"/>
+      </w:pPr>
+      <w:r>
+        <w:rPr>
+          <w:sz w:val="16"/>
+        </w:rPr>
+        <w:t>Fig. 1. LexiFlow pipe-and-filter system architecture.</w:t>
+      </w:r>
+    </w:p>
+    <w:p>
+      <w:pPr>
         <w:spacing w:after="120" w:before="200"/>
         <w:jc w:val="center"/>
       </w:pPr>
@@ -277,6 +908,563 @@
         <w:t>IV. IMPLEMENTATION</w:t>
       </w:r>
     </w:p>
+    <w:p>
+      <w:pPr>
+        <w:spacing w:before="120"/>
+        <w:jc w:val="center"/>
+      </w:pPr>
+      <w:r>
+        <w:rPr>
+          <w:sz w:val="16"/>
+        </w:rPr>
+        <w:t>Table II. Tools and Technologies Used</w:t>
+      </w:r>
+    </w:p>
+    <w:tbl>
+      <w:tblPr>
+        <w:tblStyle w:val="TableGrid"/>
+        <w:tblW w:type="dxa" w:w="4752"/>
+        <w:tblLayout w:type="fixed"/>
+        <w:tblLook w:firstColumn="1" w:firstRow="1" w:lastColumn="0" w:lastRow="0" w:noHBand="0" w:noVBand="1" w:val="04A0"/>
+      </w:tblPr>
+      <w:tblGrid>
+        <w:gridCol w:w="2232"/>
+        <w:gridCol w:w="2520"/>
+      </w:tblGrid>
+      <w:tr>
+        <w:tc>
+          <w:tcPr>
+            <w:tcW w:type="dxa" w:w="2232"/>
+          </w:tcPr>
+          <w:p>
+            <w:pPr>
+              <w:spacing w:after="20" w:before="20"/>
+            </w:pPr>
+            <w:r/>
+            <w:r>
+              <w:rPr>
+                <w:b/>
+                <w:sz w:val="15"/>
+              </w:rPr>
+              <w:t>Component</w:t>
+            </w:r>
+          </w:p>
+        </w:tc>
+        <w:tc>
+          <w:tcPr>
+            <w:tcW w:type="dxa" w:w="2520"/>
+          </w:tcPr>
+          <w:p>
+            <w:pPr>
+              <w:spacing w:after="20" w:before="20"/>
+            </w:pPr>
+            <w:r/>
+            <w:r>
+              <w:rPr>
+                <w:b/>
+                <w:sz w:val="15"/>
+              </w:rPr>
+              <w:t>Technology</w:t>
+            </w:r>
+          </w:p>
+        </w:tc>
+      </w:tr>
+      <w:tr>
+        <w:tc>
+          <w:tcPr>
+            <w:tcW w:type="dxa" w:w="2232"/>
+          </w:tcPr>
+          <w:p>
+            <w:pPr>
+              <w:spacing w:after="20" w:before="20"/>
+            </w:pPr>
+            <w:r/>
+            <w:r>
+              <w:rPr>
+                <w:b w:val="0"/>
+                <w:sz w:val="15"/>
+              </w:rPr>
+              <w:t>Frontend</w:t>
+            </w:r>
+          </w:p>
+        </w:tc>
+        <w:tc>
+          <w:tcPr>
+            <w:tcW w:type="dxa" w:w="2520"/>
+          </w:tcPr>
+          <w:p>
+            <w:pPr>
+              <w:spacing w:after="20" w:before="20"/>
+            </w:pPr>
+            <w:r/>
+            <w:r>
+              <w:rPr>
+                <w:b w:val="0"/>
+                <w:sz w:val="15"/>
+              </w:rPr>
+              <w:t>React + TypeScript</w:t>
+            </w:r>
+          </w:p>
+        </w:tc>
+      </w:tr>
+      <w:tr>
+        <w:tc>
+          <w:tcPr>
+            <w:tcW w:type="dxa" w:w="2232"/>
+          </w:tcPr>
+          <w:p>
+            <w:pPr>
+              <w:spacing w:after="20" w:before="20"/>
+            </w:pPr>
+            <w:r/>
+            <w:r>
+              <w:rPr>
+                <w:b w:val="0"/>
+                <w:sz w:val="15"/>
+              </w:rPr>
+              <w:t>Backend (business logic)</w:t>
+            </w:r>
+          </w:p>
+        </w:tc>
+        <w:tc>
+          <w:tcPr>
+            <w:tcW w:type="dxa" w:w="2520"/>
+          </w:tcPr>
+          <w:p>
+            <w:pPr>
+              <w:spacing w:after="20" w:before="20"/>
+            </w:pPr>
+            <w:r/>
+            <w:r>
+              <w:rPr>
+                <w:b w:val="0"/>
+                <w:sz w:val="15"/>
+              </w:rPr>
+              <w:t>Node.js + Express</w:t>
+            </w:r>
+          </w:p>
+        </w:tc>
+      </w:tr>
+      <w:tr>
+        <w:tc>
+          <w:tcPr>
+            <w:tcW w:type="dxa" w:w="2232"/>
+          </w:tcPr>
+          <w:p>
+            <w:pPr>
+              <w:spacing w:after="20" w:before="20"/>
+            </w:pPr>
+            <w:r/>
+            <w:r>
+              <w:rPr>
+                <w:b w:val="0"/>
+                <w:sz w:val="15"/>
+              </w:rPr>
+              <w:t>AI processing service</w:t>
+            </w:r>
+          </w:p>
+        </w:tc>
+        <w:tc>
+          <w:tcPr>
+            <w:tcW w:type="dxa" w:w="2520"/>
+          </w:tcPr>
+          <w:p>
+            <w:pPr>
+              <w:spacing w:after="20" w:before="20"/>
+            </w:pPr>
+            <w:r/>
+            <w:r>
+              <w:rPr>
+                <w:b w:val="0"/>
+                <w:sz w:val="15"/>
+              </w:rPr>
+              <w:t>Python + FastAPI</w:t>
+            </w:r>
+          </w:p>
+        </w:tc>
+      </w:tr>
+      <w:tr>
+        <w:tc>
+          <w:tcPr>
+            <w:tcW w:type="dxa" w:w="2232"/>
+          </w:tcPr>
+          <w:p>
+            <w:pPr>
+              <w:spacing w:after="20" w:before="20"/>
+            </w:pPr>
+            <w:r/>
+            <w:r>
+              <w:rPr>
+                <w:b w:val="0"/>
+                <w:sz w:val="15"/>
+              </w:rPr>
+              <w:t>Relational data store</w:t>
+            </w:r>
+          </w:p>
+        </w:tc>
+        <w:tc>
+          <w:tcPr>
+            <w:tcW w:type="dxa" w:w="2520"/>
+          </w:tcPr>
+          <w:p>
+            <w:pPr>
+              <w:spacing w:after="20" w:before="20"/>
+            </w:pPr>
+            <w:r/>
+            <w:r>
+              <w:rPr>
+                <w:b w:val="0"/>
+                <w:sz w:val="15"/>
+              </w:rPr>
+              <w:t>PostgreSQL + Prisma ORM</w:t>
+            </w:r>
+          </w:p>
+        </w:tc>
+      </w:tr>
+      <w:tr>
+        <w:tc>
+          <w:tcPr>
+            <w:tcW w:type="dxa" w:w="2232"/>
+          </w:tcPr>
+          <w:p>
+            <w:pPr>
+              <w:spacing w:after="20" w:before="20"/>
+            </w:pPr>
+            <w:r/>
+            <w:r>
+              <w:rPr>
+                <w:b w:val="0"/>
+                <w:sz w:val="15"/>
+              </w:rPr>
+              <w:t>Document/job store</w:t>
+            </w:r>
+          </w:p>
+        </w:tc>
+        <w:tc>
+          <w:tcPr>
+            <w:tcW w:type="dxa" w:w="2520"/>
+          </w:tcPr>
+          <w:p>
+            <w:pPr>
+              <w:spacing w:after="20" w:before="20"/>
+            </w:pPr>
+            <w:r/>
+            <w:r>
+              <w:rPr>
+                <w:b w:val="0"/>
+                <w:sz w:val="15"/>
+              </w:rPr>
+              <w:t>MongoDB Atlas</w:t>
+            </w:r>
+          </w:p>
+        </w:tc>
+      </w:tr>
+      <w:tr>
+        <w:tc>
+          <w:tcPr>
+            <w:tcW w:type="dxa" w:w="2232"/>
+          </w:tcPr>
+          <w:p>
+            <w:pPr>
+              <w:spacing w:after="20" w:before="20"/>
+            </w:pPr>
+            <w:r/>
+            <w:r>
+              <w:rPr>
+                <w:b w:val="0"/>
+                <w:sz w:val="15"/>
+              </w:rPr>
+              <w:t>Authentication</w:t>
+            </w:r>
+          </w:p>
+        </w:tc>
+        <w:tc>
+          <w:tcPr>
+            <w:tcW w:type="dxa" w:w="2520"/>
+          </w:tcPr>
+          <w:p>
+            <w:pPr>
+              <w:spacing w:after="20" w:before="20"/>
+            </w:pPr>
+            <w:r/>
+            <w:r>
+              <w:rPr>
+                <w:b w:val="0"/>
+                <w:sz w:val="15"/>
+              </w:rPr>
+              <w:t>Auth0 (Identity-as-a-Service)</w:t>
+            </w:r>
+          </w:p>
+        </w:tc>
+      </w:tr>
+      <w:tr>
+        <w:tc>
+          <w:tcPr>
+            <w:tcW w:type="dxa" w:w="2232"/>
+          </w:tcPr>
+          <w:p>
+            <w:pPr>
+              <w:spacing w:after="20" w:before="20"/>
+            </w:pPr>
+            <w:r/>
+            <w:r>
+              <w:rPr>
+                <w:b w:val="0"/>
+                <w:sz w:val="15"/>
+              </w:rPr>
+              <w:t>VAD / ASR</w:t>
+            </w:r>
+          </w:p>
+        </w:tc>
+        <w:tc>
+          <w:tcPr>
+            <w:tcW w:type="dxa" w:w="2520"/>
+          </w:tcPr>
+          <w:p>
+            <w:pPr>
+              <w:spacing w:after="20" w:before="20"/>
+            </w:pPr>
+            <w:r/>
+            <w:r>
+              <w:rPr>
+                <w:b w:val="0"/>
+                <w:sz w:val="15"/>
+              </w:rPr>
+              <w:t>Silero VAD + faster-whisper</w:t>
+            </w:r>
+          </w:p>
+        </w:tc>
+      </w:tr>
+      <w:tr>
+        <w:tc>
+          <w:tcPr>
+            <w:tcW w:type="dxa" w:w="2232"/>
+          </w:tcPr>
+          <w:p>
+            <w:pPr>
+              <w:spacing w:after="20" w:before="20"/>
+            </w:pPr>
+            <w:r/>
+            <w:r>
+              <w:rPr>
+                <w:b w:val="0"/>
+                <w:sz w:val="15"/>
+              </w:rPr>
+              <w:t>Translation</w:t>
+            </w:r>
+          </w:p>
+        </w:tc>
+        <w:tc>
+          <w:tcPr>
+            <w:tcW w:type="dxa" w:w="2520"/>
+          </w:tcPr>
+          <w:p>
+            <w:pPr>
+              <w:spacing w:after="20" w:before="20"/>
+            </w:pPr>
+            <w:r/>
+            <w:r>
+              <w:rPr>
+                <w:b w:val="0"/>
+                <w:sz w:val="15"/>
+              </w:rPr>
+              <w:t>Self-hosted LibreTranslate</w:t>
+            </w:r>
+          </w:p>
+        </w:tc>
+      </w:tr>
+      <w:tr>
+        <w:tc>
+          <w:tcPr>
+            <w:tcW w:type="dxa" w:w="2232"/>
+          </w:tcPr>
+          <w:p>
+            <w:pPr>
+              <w:spacing w:after="20" w:before="20"/>
+            </w:pPr>
+            <w:r/>
+            <w:r>
+              <w:rPr>
+                <w:b w:val="0"/>
+                <w:sz w:val="15"/>
+              </w:rPr>
+              <w:t>Pinyin generation</w:t>
+            </w:r>
+          </w:p>
+        </w:tc>
+        <w:tc>
+          <w:tcPr>
+            <w:tcW w:type="dxa" w:w="2520"/>
+          </w:tcPr>
+          <w:p>
+            <w:pPr>
+              <w:spacing w:after="20" w:before="20"/>
+            </w:pPr>
+            <w:r/>
+            <w:r>
+              <w:rPr>
+                <w:b w:val="0"/>
+                <w:sz w:val="15"/>
+              </w:rPr>
+              <w:t>PyPinyin</w:t>
+            </w:r>
+          </w:p>
+        </w:tc>
+      </w:tr>
+      <w:tr>
+        <w:tc>
+          <w:tcPr>
+            <w:tcW w:type="dxa" w:w="2232"/>
+          </w:tcPr>
+          <w:p>
+            <w:pPr>
+              <w:spacing w:after="20" w:before="20"/>
+            </w:pPr>
+            <w:r/>
+            <w:r>
+              <w:rPr>
+                <w:b w:val="0"/>
+                <w:sz w:val="15"/>
+              </w:rPr>
+              <w:t>Semantic grading</w:t>
+            </w:r>
+          </w:p>
+        </w:tc>
+        <w:tc>
+          <w:tcPr>
+            <w:tcW w:type="dxa" w:w="2520"/>
+          </w:tcPr>
+          <w:p>
+            <w:pPr>
+              <w:spacing w:after="20" w:before="20"/>
+            </w:pPr>
+            <w:r/>
+            <w:r>
+              <w:rPr>
+                <w:b w:val="0"/>
+                <w:sz w:val="15"/>
+              </w:rPr>
+              <w:t>paraphrase-multilingual-MiniLM-L12-v2</w:t>
+            </w:r>
+          </w:p>
+        </w:tc>
+      </w:tr>
+      <w:tr>
+        <w:tc>
+          <w:tcPr>
+            <w:tcW w:type="dxa" w:w="2232"/>
+          </w:tcPr>
+          <w:p>
+            <w:pPr>
+              <w:spacing w:after="20" w:before="20"/>
+            </w:pPr>
+            <w:r/>
+            <w:r>
+              <w:rPr>
+                <w:b w:val="0"/>
+                <w:sz w:val="15"/>
+              </w:rPr>
+              <w:t>AI correction model</w:t>
+            </w:r>
+          </w:p>
+        </w:tc>
+        <w:tc>
+          <w:tcPr>
+            <w:tcW w:type="dxa" w:w="2520"/>
+          </w:tcPr>
+          <w:p>
+            <w:pPr>
+              <w:spacing w:after="20" w:before="20"/>
+            </w:pPr>
+            <w:r/>
+            <w:r>
+              <w:rPr>
+                <w:b w:val="0"/>
+                <w:sz w:val="15"/>
+              </w:rPr>
+              <w:t>Llama 3.3 70B (via Groq API)</w:t>
+            </w:r>
+          </w:p>
+        </w:tc>
+      </w:tr>
+      <w:tr>
+        <w:tc>
+          <w:tcPr>
+            <w:tcW w:type="dxa" w:w="2232"/>
+          </w:tcPr>
+          <w:p>
+            <w:pPr>
+              <w:spacing w:after="20" w:before="20"/>
+            </w:pPr>
+            <w:r/>
+            <w:r>
+              <w:rPr>
+                <w:b w:val="0"/>
+                <w:sz w:val="15"/>
+              </w:rPr>
+              <w:t>Hosting</w:t>
+            </w:r>
+          </w:p>
+        </w:tc>
+        <w:tc>
+          <w:tcPr>
+            <w:tcW w:type="dxa" w:w="2520"/>
+          </w:tcPr>
+          <w:p>
+            <w:pPr>
+              <w:spacing w:after="20" w:before="20"/>
+            </w:pPr>
+            <w:r/>
+            <w:r>
+              <w:rPr>
+                <w:b w:val="0"/>
+                <w:sz w:val="15"/>
+              </w:rPr>
+              <w:t>Vercel, Tencent Cloud Lighthouse, on-prem GPU + SaladPool</w:t>
+            </w:r>
+          </w:p>
+        </w:tc>
+      </w:tr>
+      <w:tr>
+        <w:tc>
+          <w:tcPr>
+            <w:tcW w:type="dxa" w:w="2232"/>
+          </w:tcPr>
+          <w:p>
+            <w:pPr>
+              <w:spacing w:after="20" w:before="20"/>
+            </w:pPr>
+            <w:r/>
+            <w:r>
+              <w:rPr>
+                <w:b w:val="0"/>
+                <w:sz w:val="15"/>
+              </w:rPr>
+              <w:t>CI/CD</w:t>
+            </w:r>
+          </w:p>
+        </w:tc>
+        <w:tc>
+          <w:tcPr>
+            <w:tcW w:type="dxa" w:w="2520"/>
+          </w:tcPr>
+          <w:p>
+            <w:pPr>
+              <w:spacing w:after="20" w:before="20"/>
+            </w:pPr>
+            <w:r/>
+            <w:r>
+              <w:rPr>
+                <w:b w:val="0"/>
+                <w:sz w:val="15"/>
+              </w:rPr>
+              <w:t>GitHub Actions + Docker</w:t>
+            </w:r>
+          </w:p>
+          <w:p/>
+        </w:tc>
+      </w:tr>
+    </w:tbl>
     <w:p>
       <w:pPr>
         <w:spacing w:before="120" w:after="60"/>
@@ -305,6 +1493,57 @@
           <w:sz w:val="18"/>
         </w:rPr>
         <w:t>Incoming media is retrieved with yt-dlp and normalised to 16 kHz mono PCM with FFmpeg. Speech regions are located with Silero VAD [3], a pre-trained voice activity detector, before being transcribed with faster-whisper, a CTranslate2-optimised re-implementation of OpenAI's Whisper automatic speech recognition model [4]. Pinyin is generated per character with PyPinyin, and an English translation is produced by a self-hosted LibreTranslate instance. LibreTranslate was selected over the originally-considered SeamlessM4T v2 multilingual translation model [5] because it does not require sustained GPU memory to run continuously, which better matches the project's hosting budget while still meeting the translation-quality requirements of Mandarin-to-English subtitle generation.</w:t>
+      </w:r>
+    </w:p>
+    <w:p>
+      <w:pPr>
+        <w:spacing w:before="120"/>
+        <w:jc w:val="center"/>
+      </w:pPr>
+      <w:r>
+        <w:drawing>
+          <wp:inline xmlns:a="http://schemas.openxmlformats.org/drawingml/2006/main" xmlns:pic="http://schemas.openxmlformats.org/drawingml/2006/picture">
+            <wp:extent cx="2926080" cy="1828800"/>
+            <wp:docPr id="2" name="Picture 2"/>
+            <wp:cNvGraphicFramePr>
+              <a:graphicFrameLocks noChangeAspect="1"/>
+            </wp:cNvGraphicFramePr>
+            <a:graphic>
+              <a:graphicData uri="http://schemas.openxmlformats.org/drawingml/2006/picture">
+                <pic:pic>
+                  <pic:nvPicPr>
+                    <pic:cNvPr id="0" name="fig_ss_subtitles.png"/>
+                    <pic:cNvPicPr/>
+                  </pic:nvPicPr>
+                  <pic:blipFill>
+                    <a:blip r:embed="rId10"/>
+                    <a:stretch>
+                      <a:fillRect/>
+                    </a:stretch>
+                  </pic:blipFill>
+                  <pic:spPr>
+                    <a:xfrm>
+                      <a:off x="0" y="0"/>
+                      <a:ext cx="2926080" cy="1828800"/>
+                    </a:xfrm>
+                    <a:prstGeom prst="rect"/>
+                  </pic:spPr>
+                </pic:pic>
+              </a:graphicData>
+            </a:graphic>
+          </wp:inline>
+        </w:drawing>
+      </w:r>
+    </w:p>
+    <w:p>
+      <w:pPr>
+        <w:jc w:val="center"/>
+      </w:pPr>
+      <w:r>
+        <w:rPr>
+          <w:sz w:val="16"/>
+        </w:rPr>
+        <w:t>Fig. 2. Synchronised bilingual subtitle playback with pinyin.</w:t>
       </w:r>
     </w:p>
     <w:p>
@@ -339,6 +1578,57 @@
     </w:p>
     <w:p>
       <w:pPr>
+        <w:spacing w:before="120"/>
+        <w:jc w:val="center"/>
+      </w:pPr>
+      <w:r>
+        <w:drawing>
+          <wp:inline xmlns:a="http://schemas.openxmlformats.org/drawingml/2006/main" xmlns:pic="http://schemas.openxmlformats.org/drawingml/2006/picture">
+            <wp:extent cx="2926080" cy="1828800"/>
+            <wp:docPr id="3" name="Picture 3"/>
+            <wp:cNvGraphicFramePr>
+              <a:graphicFrameLocks noChangeAspect="1"/>
+            </wp:cNvGraphicFramePr>
+            <a:graphic>
+              <a:graphicData uri="http://schemas.openxmlformats.org/drawingml/2006/picture">
+                <pic:pic>
+                  <pic:nvPicPr>
+                    <pic:cNvPr id="0" name="fig_ss_flashcards.png"/>
+                    <pic:cNvPicPr/>
+                  </pic:nvPicPr>
+                  <pic:blipFill>
+                    <a:blip r:embed="rId11"/>
+                    <a:stretch>
+                      <a:fillRect/>
+                    </a:stretch>
+                  </pic:blipFill>
+                  <pic:spPr>
+                    <a:xfrm>
+                      <a:off x="0" y="0"/>
+                      <a:ext cx="2926080" cy="1828800"/>
+                    </a:xfrm>
+                    <a:prstGeom prst="rect"/>
+                  </pic:spPr>
+                </pic:pic>
+              </a:graphicData>
+            </a:graphic>
+          </wp:inline>
+        </w:drawing>
+      </w:r>
+    </w:p>
+    <w:p>
+      <w:pPr>
+        <w:jc w:val="center"/>
+      </w:pPr>
+      <w:r>
+        <w:rPr>
+          <w:sz w:val="16"/>
+        </w:rPr>
+        <w:t>Fig. 3. FSRS-scheduled vocabulary flashcard review.</w:t>
+      </w:r>
+    </w:p>
+    <w:p>
+      <w:pPr>
         <w:spacing w:before="120" w:after="60"/>
       </w:pPr>
       <w:r>
@@ -365,6 +1655,57 @@
           <w:sz w:val="18"/>
         </w:rPr>
         <w:t>Quizzes are generated on demand from a learner's saved vocabulary, supporting multiple-choice, fill-in-the-blank, true/false, and open-ended short-answer questions. Short-answer responses are graded semantically rather than by exact string match: both the learner's answer and the reference definition are embedded using the pre-trained multilingual paraphrase-multilingual-MiniLM-L12-v2 Sentence-Transformers model, and graded by cosine similarity against fixed thresholds (&gt;0.90 exact/synonym, &gt;0.80 acceptable, &gt;0.70 partial credit). The same embedding model rejects multiple-choice distractors that are too semantically close to the correct answer, preventing accidentally-valid distractors.</w:t>
+      </w:r>
+    </w:p>
+    <w:p>
+      <w:pPr>
+        <w:spacing w:before="120"/>
+        <w:jc w:val="center"/>
+      </w:pPr>
+      <w:r>
+        <w:drawing>
+          <wp:inline xmlns:a="http://schemas.openxmlformats.org/drawingml/2006/main" xmlns:pic="http://schemas.openxmlformats.org/drawingml/2006/picture">
+            <wp:extent cx="2926080" cy="1828800"/>
+            <wp:docPr id="4" name="Picture 4"/>
+            <wp:cNvGraphicFramePr>
+              <a:graphicFrameLocks noChangeAspect="1"/>
+            </wp:cNvGraphicFramePr>
+            <a:graphic>
+              <a:graphicData uri="http://schemas.openxmlformats.org/drawingml/2006/picture">
+                <pic:pic>
+                  <pic:nvPicPr>
+                    <pic:cNvPr id="0" name="fig_ss_quizzes.png"/>
+                    <pic:cNvPicPr/>
+                  </pic:nvPicPr>
+                  <pic:blipFill>
+                    <a:blip r:embed="rId12"/>
+                    <a:stretch>
+                      <a:fillRect/>
+                    </a:stretch>
+                  </pic:blipFill>
+                  <pic:spPr>
+                    <a:xfrm>
+                      <a:off x="0" y="0"/>
+                      <a:ext cx="2926080" cy="1828800"/>
+                    </a:xfrm>
+                    <a:prstGeom prst="rect"/>
+                  </pic:spPr>
+                </pic:pic>
+              </a:graphicData>
+            </a:graphic>
+          </wp:inline>
+        </w:drawing>
+      </w:r>
+    </w:p>
+    <w:p>
+      <w:pPr>
+        <w:jc w:val="center"/>
+      </w:pPr>
+      <w:r>
+        <w:rPr>
+          <w:sz w:val="16"/>
+        </w:rPr>
+        <w:t>Fig. 4. Automatically generated, semantically graded quiz.</w:t>
       </w:r>
     </w:p>
     <w:p>
@@ -399,6 +1740,57 @@
     </w:p>
     <w:p>
       <w:pPr>
+        <w:spacing w:before="120"/>
+        <w:jc w:val="center"/>
+      </w:pPr>
+      <w:r>
+        <w:drawing>
+          <wp:inline xmlns:a="http://schemas.openxmlformats.org/drawingml/2006/main" xmlns:pic="http://schemas.openxmlformats.org/drawingml/2006/picture">
+            <wp:extent cx="2926080" cy="1828800"/>
+            <wp:docPr id="5" name="Picture 5"/>
+            <wp:cNvGraphicFramePr>
+              <a:graphicFrameLocks noChangeAspect="1"/>
+            </wp:cNvGraphicFramePr>
+            <a:graphic>
+              <a:graphicData uri="http://schemas.openxmlformats.org/drawingml/2006/picture">
+                <pic:pic>
+                  <pic:nvPicPr>
+                    <pic:cNvPr id="0" name="fig_ss_crowdreport.png"/>
+                    <pic:cNvPicPr/>
+                  </pic:nvPicPr>
+                  <pic:blipFill>
+                    <a:blip r:embed="rId13"/>
+                    <a:stretch>
+                      <a:fillRect/>
+                    </a:stretch>
+                  </pic:blipFill>
+                  <pic:spPr>
+                    <a:xfrm>
+                      <a:off x="0" y="0"/>
+                      <a:ext cx="2926080" cy="1828800"/>
+                    </a:xfrm>
+                    <a:prstGeom prst="rect"/>
+                  </pic:spPr>
+                </pic:pic>
+              </a:graphicData>
+            </a:graphic>
+          </wp:inline>
+        </w:drawing>
+      </w:r>
+    </w:p>
+    <w:p>
+      <w:pPr>
+        <w:jc w:val="center"/>
+      </w:pPr>
+      <w:r>
+        <w:rPr>
+          <w:sz w:val="16"/>
+        </w:rPr>
+        <w:t>Fig. 5. Crowd-sourced subtitle segment error reporting.</w:t>
+      </w:r>
+    </w:p>
+    <w:p>
+      <w:pPr>
         <w:spacing w:before="120" w:after="60"/>
       </w:pPr>
       <w:r>
@@ -429,6 +1821,57 @@
     </w:p>
     <w:p>
       <w:pPr>
+        <w:spacing w:before="120"/>
+        <w:jc w:val="center"/>
+      </w:pPr>
+      <w:r>
+        <w:drawing>
+          <wp:inline xmlns:a="http://schemas.openxmlformats.org/drawingml/2006/main" xmlns:pic="http://schemas.openxmlformats.org/drawingml/2006/picture">
+            <wp:extent cx="3017520" cy="1744071"/>
+            <wp:docPr id="6" name="Picture 6"/>
+            <wp:cNvGraphicFramePr>
+              <a:graphicFrameLocks noChangeAspect="1"/>
+            </wp:cNvGraphicFramePr>
+            <a:graphic>
+              <a:graphicData uri="http://schemas.openxmlformats.org/drawingml/2006/picture">
+                <pic:pic>
+                  <pic:nvPicPr>
+                    <pic:cNvPr id="0" name="fig_deployment_topology-1.png"/>
+                    <pic:cNvPicPr/>
+                  </pic:nvPicPr>
+                  <pic:blipFill>
+                    <a:blip r:embed="rId14"/>
+                    <a:stretch>
+                      <a:fillRect/>
+                    </a:stretch>
+                  </pic:blipFill>
+                  <pic:spPr>
+                    <a:xfrm>
+                      <a:off x="0" y="0"/>
+                      <a:ext cx="3017520" cy="1744071"/>
+                    </a:xfrm>
+                    <a:prstGeom prst="rect"/>
+                  </pic:spPr>
+                </pic:pic>
+              </a:graphicData>
+            </a:graphic>
+          </wp:inline>
+        </w:drawing>
+      </w:r>
+    </w:p>
+    <w:p>
+      <w:pPr>
+        <w:jc w:val="center"/>
+      </w:pPr>
+      <w:r>
+        <w:rPr>
+          <w:sz w:val="16"/>
+        </w:rPr>
+        <w:t>Fig. 6. LexiFlow deployment topology across four hosting environments.</w:t>
+      </w:r>
+    </w:p>
+    <w:p>
+      <w:pPr>
         <w:spacing w:after="120" w:before="200"/>
         <w:jc w:val="center"/>
       </w:pPr>
@@ -455,9 +1898,371 @@
           <w:i w:val="0"/>
           <w:sz w:val="18"/>
         </w:rPr>
-        <w:t>At the time of writing, the core pipeline (transcription, translation, pinyin generation, flashcards, quizzes, and AI-assisted correction) is implemented and deployed to a live test environment. Formal user acceptance testing and structured test-case execution are scheduled for the next evaluation phase and are therefore outside the scope of this paper; preliminary informal feedback from a stakeholder demonstration session was used to guide the user-interface redesign described in Section IV.</w:t>
+        <w:t>The completed system was validated using two methods. First, an automated end-to-end Playwright test suite was executed against the live test deployment, covering use cases UC01 through UC14: of 30 test cases, 25 passed, 4 failed, and 1 was intentionally skipped, with every failure traced to one of two reproducible defects (an onboarding tour that could not be dismissed, and a missing single-page-application fallback route) rather than to the processing pipeline itself. Second, User Acceptance Testing was conducted with four representative users spanning the platform's stakeholder groups: a struggling Mandarin learner, a self-directed learner needing domain-specific vocabulary, a native-speaker reviewer, and an instructor. Participants confirmed that the tap-to-look-up, vocabulary-saving, and quiz-generation flows met their needs, while also surfacing two honest limitations for future work: a transcription-accuracy gap relative to commercial-grade captioning, and the absence of classroom-management features for instructors. Table III summarises the observed testing outcomes.</w:t>
       </w:r>
     </w:p>
+    <w:p>
+      <w:pPr>
+        <w:spacing w:before="120"/>
+        <w:jc w:val="center"/>
+      </w:pPr>
+      <w:r>
+        <w:rPr>
+          <w:sz w:val="16"/>
+        </w:rPr>
+        <w:t>Table III. Summary of Testing and UAT Outcomes</w:t>
+      </w:r>
+    </w:p>
+    <w:tbl>
+      <w:tblPr>
+        <w:tblStyle w:val="TableGrid"/>
+        <w:tblW w:type="dxa" w:w="4752"/>
+        <w:tblLayout w:type="fixed"/>
+        <w:tblLook w:firstColumn="1" w:firstRow="1" w:lastColumn="0" w:lastRow="0" w:noHBand="0" w:noVBand="1" w:val="04A0"/>
+      </w:tblPr>
+      <w:tblGrid>
+        <w:gridCol w:w="1512"/>
+        <w:gridCol w:w="1656"/>
+        <w:gridCol w:w="1584"/>
+      </w:tblGrid>
+      <w:tr>
+        <w:tc>
+          <w:tcPr>
+            <w:tcW w:type="dxa" w:w="1512"/>
+          </w:tcPr>
+          <w:p>
+            <w:pPr>
+              <w:spacing w:after="20" w:before="20"/>
+            </w:pPr>
+            <w:r/>
+            <w:r>
+              <w:rPr>
+                <w:b/>
+                <w:sz w:val="15"/>
+              </w:rPr>
+              <w:t>Test Area</w:t>
+            </w:r>
+          </w:p>
+        </w:tc>
+        <w:tc>
+          <w:tcPr>
+            <w:tcW w:type="dxa" w:w="1656"/>
+          </w:tcPr>
+          <w:p>
+            <w:pPr>
+              <w:spacing w:after="20" w:before="20"/>
+            </w:pPr>
+            <w:r/>
+            <w:r>
+              <w:rPr>
+                <w:b/>
+                <w:sz w:val="15"/>
+              </w:rPr>
+              <w:t>Method</w:t>
+            </w:r>
+          </w:p>
+        </w:tc>
+        <w:tc>
+          <w:tcPr>
+            <w:tcW w:type="dxa" w:w="1584"/>
+          </w:tcPr>
+          <w:p>
+            <w:pPr>
+              <w:spacing w:after="20" w:before="20"/>
+            </w:pPr>
+            <w:r/>
+            <w:r>
+              <w:rPr>
+                <w:b/>
+                <w:sz w:val="15"/>
+              </w:rPr>
+              <w:t>Result</w:t>
+            </w:r>
+          </w:p>
+        </w:tc>
+      </w:tr>
+      <w:tr>
+        <w:tc>
+          <w:tcPr>
+            <w:tcW w:type="dxa" w:w="1512"/>
+          </w:tcPr>
+          <w:p>
+            <w:pPr>
+              <w:spacing w:after="20" w:before="20"/>
+            </w:pPr>
+            <w:r/>
+            <w:r>
+              <w:rPr>
+                <w:b w:val="0"/>
+                <w:sz w:val="15"/>
+              </w:rPr>
+              <w:t>End-to-end (UC01-UC14)</w:t>
+            </w:r>
+          </w:p>
+        </w:tc>
+        <w:tc>
+          <w:tcPr>
+            <w:tcW w:type="dxa" w:w="1656"/>
+          </w:tcPr>
+          <w:p>
+            <w:pPr>
+              <w:spacing w:after="20" w:before="20"/>
+            </w:pPr>
+            <w:r/>
+            <w:r>
+              <w:rPr>
+                <w:b w:val="0"/>
+                <w:sz w:val="15"/>
+              </w:rPr>
+              <w:t>Automated Playwright suite</w:t>
+            </w:r>
+          </w:p>
+        </w:tc>
+        <w:tc>
+          <w:tcPr>
+            <w:tcW w:type="dxa" w:w="1584"/>
+          </w:tcPr>
+          <w:p>
+            <w:pPr>
+              <w:spacing w:after="20" w:before="20"/>
+            </w:pPr>
+            <w:r/>
+            <w:r>
+              <w:rPr>
+                <w:b w:val="0"/>
+                <w:sz w:val="15"/>
+              </w:rPr>
+              <w:t>25/30 passed, 4 failed, 1 skipped</w:t>
+            </w:r>
+          </w:p>
+        </w:tc>
+      </w:tr>
+      <w:tr>
+        <w:tc>
+          <w:tcPr>
+            <w:tcW w:type="dxa" w:w="1512"/>
+          </w:tcPr>
+          <w:p>
+            <w:pPr>
+              <w:spacing w:after="20" w:before="20"/>
+            </w:pPr>
+            <w:r/>
+            <w:r>
+              <w:rPr>
+                <w:b w:val="0"/>
+                <w:sz w:val="15"/>
+              </w:rPr>
+              <w:t>Failure root cause</w:t>
+            </w:r>
+          </w:p>
+        </w:tc>
+        <w:tc>
+          <w:tcPr>
+            <w:tcW w:type="dxa" w:w="1656"/>
+          </w:tcPr>
+          <w:p>
+            <w:pPr>
+              <w:spacing w:after="20" w:before="20"/>
+            </w:pPr>
+            <w:r/>
+            <w:r>
+              <w:rPr>
+                <w:b w:val="0"/>
+                <w:sz w:val="15"/>
+              </w:rPr>
+              <w:t>Manual triage</w:t>
+            </w:r>
+          </w:p>
+        </w:tc>
+        <w:tc>
+          <w:tcPr>
+            <w:tcW w:type="dxa" w:w="1584"/>
+          </w:tcPr>
+          <w:p>
+            <w:pPr>
+              <w:spacing w:after="20" w:before="20"/>
+            </w:pPr>
+            <w:r/>
+            <w:r>
+              <w:rPr>
+                <w:b w:val="0"/>
+                <w:sz w:val="15"/>
+              </w:rPr>
+              <w:t>2 defects: onboarding tour, missing SPA fallback</w:t>
+            </w:r>
+          </w:p>
+        </w:tc>
+      </w:tr>
+      <w:tr>
+        <w:tc>
+          <w:tcPr>
+            <w:tcW w:type="dxa" w:w="1512"/>
+          </w:tcPr>
+          <w:p>
+            <w:pPr>
+              <w:spacing w:after="20" w:before="20"/>
+            </w:pPr>
+            <w:r/>
+            <w:r>
+              <w:rPr>
+                <w:b w:val="0"/>
+                <w:sz w:val="15"/>
+              </w:rPr>
+              <w:t>Core learning flows</w:t>
+            </w:r>
+          </w:p>
+        </w:tc>
+        <w:tc>
+          <w:tcPr>
+            <w:tcW w:type="dxa" w:w="1656"/>
+          </w:tcPr>
+          <w:p>
+            <w:pPr>
+              <w:spacing w:after="20" w:before="20"/>
+            </w:pPr>
+            <w:r/>
+            <w:r>
+              <w:rPr>
+                <w:b w:val="0"/>
+                <w:sz w:val="15"/>
+              </w:rPr>
+              <w:t>UAT, 4 users</w:t>
+            </w:r>
+          </w:p>
+        </w:tc>
+        <w:tc>
+          <w:tcPr>
+            <w:tcW w:type="dxa" w:w="1584"/>
+          </w:tcPr>
+          <w:p>
+            <w:pPr>
+              <w:spacing w:after="20" w:before="20"/>
+            </w:pPr>
+            <w:r/>
+            <w:r>
+              <w:rPr>
+                <w:b w:val="0"/>
+                <w:sz w:val="15"/>
+              </w:rPr>
+              <w:t>Tap-to-look-up, saving, quizzes met user needs</w:t>
+            </w:r>
+          </w:p>
+        </w:tc>
+      </w:tr>
+      <w:tr>
+        <w:tc>
+          <w:tcPr>
+            <w:tcW w:type="dxa" w:w="1512"/>
+          </w:tcPr>
+          <w:p>
+            <w:pPr>
+              <w:spacing w:after="20" w:before="20"/>
+            </w:pPr>
+            <w:r/>
+            <w:r>
+              <w:rPr>
+                <w:b w:val="0"/>
+                <w:sz w:val="15"/>
+              </w:rPr>
+              <w:t>Transcription accuracy</w:t>
+            </w:r>
+          </w:p>
+        </w:tc>
+        <w:tc>
+          <w:tcPr>
+            <w:tcW w:type="dxa" w:w="1656"/>
+          </w:tcPr>
+          <w:p>
+            <w:pPr>
+              <w:spacing w:after="20" w:before="20"/>
+            </w:pPr>
+            <w:r/>
+            <w:r>
+              <w:rPr>
+                <w:b w:val="0"/>
+                <w:sz w:val="15"/>
+              </w:rPr>
+              <w:t>UAT, native-speaker reviewer</w:t>
+            </w:r>
+          </w:p>
+        </w:tc>
+        <w:tc>
+          <w:tcPr>
+            <w:tcW w:type="dxa" w:w="1584"/>
+          </w:tcPr>
+          <w:p>
+            <w:pPr>
+              <w:spacing w:after="20" w:before="20"/>
+            </w:pPr>
+            <w:r/>
+            <w:r>
+              <w:rPr>
+                <w:b w:val="0"/>
+                <w:sz w:val="15"/>
+              </w:rPr>
+              <w:t>Gap vs. commercial captioning noted</w:t>
+            </w:r>
+          </w:p>
+        </w:tc>
+      </w:tr>
+      <w:tr>
+        <w:tc>
+          <w:tcPr>
+            <w:tcW w:type="dxa" w:w="1512"/>
+          </w:tcPr>
+          <w:p>
+            <w:pPr>
+              <w:spacing w:after="20" w:before="20"/>
+            </w:pPr>
+            <w:r/>
+            <w:r>
+              <w:rPr>
+                <w:b w:val="0"/>
+                <w:sz w:val="15"/>
+              </w:rPr>
+              <w:t>Classroom management</w:t>
+            </w:r>
+          </w:p>
+        </w:tc>
+        <w:tc>
+          <w:tcPr>
+            <w:tcW w:type="dxa" w:w="1656"/>
+          </w:tcPr>
+          <w:p>
+            <w:pPr>
+              <w:spacing w:after="20" w:before="20"/>
+            </w:pPr>
+            <w:r/>
+            <w:r>
+              <w:rPr>
+                <w:b w:val="0"/>
+                <w:sz w:val="15"/>
+              </w:rPr>
+              <w:t>UAT, instructor</w:t>
+            </w:r>
+          </w:p>
+        </w:tc>
+        <w:tc>
+          <w:tcPr>
+            <w:tcW w:type="dxa" w:w="1584"/>
+          </w:tcPr>
+          <w:p>
+            <w:pPr>
+              <w:spacing w:after="20" w:before="20"/>
+            </w:pPr>
+            <w:r/>
+            <w:r>
+              <w:rPr>
+                <w:b w:val="0"/>
+                <w:sz w:val="15"/>
+              </w:rPr>
+              <w:t>Unmet need identified for future work</w:t>
+            </w:r>
+          </w:p>
+          <w:p/>
+        </w:tc>
+      </w:tr>
+    </w:tbl>
     <w:p>
       <w:pPr>
         <w:spacing w:after="120" w:before="200"/>
@@ -486,7 +2291,7 @@
           <w:i w:val="0"/>
           <w:sz w:val="18"/>
         </w:rPr>
-        <w:t>LexiFlow demonstrates that current open-source and commercially-hosted speech, translation, and language model components can be composed into a single pipeline that removes the manual transcription bottleneck facing Mandarin language educators, while also providing learners with spaced-repetition and quiz-based review tools built directly on top of that content. Future work includes formal user acceptance testing, migrating the remaining job-queue responsibilities from MongoDB onto PostgreSQL, and evaluating lighter, Mandarin-specific speech and translation models to reduce inference cost.</w:t>
+        <w:t>LexiFlow demonstrates that current open-source and commercially-hosted speech, translation, and language model components can be composed into a single pipeline that removes the manual transcription bottleneck facing Mandarin language educators, while also providing learners with spaced-repetition and quiz-based review tools built directly on top of that content. Future work priorities, informed directly by the testing above, are: fixing the two known defects found during end-to-end testing; narrowing the transcription-accuracy gap against commercial captioning, which the AI-assisted crowd-correction feature is well positioned to address over time; adding a classroom-management module so instructors can assign content and monitor student progress, the clearest unmet need raised during UAT; and migrating the remaining job-queue responsibilities from MongoDB onto PostgreSQL while evaluating lighter, Mandarin-specific speech and translation models (e.g. via ONNX or TensorRT) to reduce inference cost.</w:t>
       </w:r>
     </w:p>
     <w:p>
@@ -652,30 +2457,6 @@
           <w:sz w:val="18"/>
         </w:rPr>
         <w:t>L. Barrault et al., "Seamless: Multilingual expressive and streaming speech translation," arXiv preprint arXiv:2312.05187, 2023.</w:t>
-      </w:r>
-    </w:p>
-    <w:p>
-      <w:pPr>
-        <w:spacing w:after="60"/>
-        <w:ind w:left="227" w:hanging="227"/>
-      </w:pPr>
-      <w:r>
-        <w:rPr>
-          <w:rFonts w:ascii="Times New Roman" w:hAnsi="Times New Roman" w:eastAsia="Times New Roman"/>
-          <w:b w:val="0"/>
-          <w:i w:val="0"/>
-          <w:sz w:val="18"/>
-        </w:rPr>
-        <w:t xml:space="preserve">[6] </w:t>
-      </w:r>
-      <w:r>
-        <w:rPr>
-          <w:rFonts w:ascii="Times New Roman" w:hAnsi="Times New Roman" w:eastAsia="Times New Roman"/>
-          <w:b w:val="0"/>
-          <w:i w:val="0"/>
-          <w:sz w:val="18"/>
-        </w:rPr>
-        <w:t>Chinese Testing International, "HSK Test Syllabus," 2025.</w:t>
       </w:r>
     </w:p>
     <w:sectPr>
